--- a/informes-growth/nextracker-2026-10-14/Nextracker - growth - 2026-10-14.docx
+++ b/informes-growth/nextracker-2026-10-14/Nextracker - growth - 2026-10-14.docx
@@ -3828,7 +3828,7 @@
         <w:t xml:space="preserve"> </w:t>
       </w:r>
       <w:r>
-        <w:t xml:space="preserve">ni sustituye a nadie. El bolsillo growth está lleno (~20 %) con Nu (+19 % al precio actual con v11), Axon (+36 %), Shopify (+18 %), Snowflake (+13 %) y Samsara (+15 %), todas en Comprar. Una ponderada negativa no puede desplazar a ninguna, y con una liquidez de unos 27 EUR solo cabe sustituir.</w:t>
+        <w:t xml:space="preserve">ni sustituye a nadie. El bolsillo growth está lleno (~20 %) con Nu (+19 % al precio actual con v11), Axon (+36 %), Shopify (+18 %), Snowflake (+13 %) y Samsara (+15 %), todas en Comprar. Una ponderada negativa no puede desplazar a ninguna, y con una liquidez de solo cabe sustituir.</w:t>
       </w:r>
     </w:p>
     <w:p>
